--- a/docassemble/PowerOfAttorneyRevocation/data/templates/revocation_notice_health.docx
+++ b/docassemble/PowerOfAttorneyRevocation/data/templates/revocation_notice_health.docx
@@ -28,122 +28,34 @@
         <w:spacing w:after="240" w:line="360" w:lineRule="auto"/>
       </w:pPr>
       <w:r>
-        <w:t xml:space="preserve">I, {{ </w:t>
-      </w:r>
-      <w:proofErr w:type="spellStart"/>
-      <w:r>
-        <w:t>user.</w:t>
-      </w:r>
-      <w:r>
-        <w:t>name_full</w:t>
-      </w:r>
-      <w:proofErr w:type="spellEnd"/>
-      <w:r>
-        <w:t>()</w:t>
-      </w:r>
-      <w:r>
-        <w:t xml:space="preserve"> }} of {{ </w:t>
-      </w:r>
-      <w:proofErr w:type="spellStart"/>
-      <w:r>
-        <w:t>user.address.line_one</w:t>
-      </w:r>
-      <w:proofErr w:type="spellEnd"/>
-      <w:r>
-        <w:t>(</w:t>
-      </w:r>
-      <w:r>
-        <w:t>bare=”True”</w:t>
-      </w:r>
-      <w:r>
-        <w:t xml:space="preserve">) }}, {{ </w:t>
-      </w:r>
-      <w:proofErr w:type="spellStart"/>
-      <w:r>
-        <w:t>user.address.city</w:t>
-      </w:r>
-      <w:proofErr w:type="spellEnd"/>
-      <w:r>
-        <w:t xml:space="preserve"> }}, {{ </w:t>
-      </w:r>
-      <w:proofErr w:type="spellStart"/>
-      <w:r>
-        <w:t>end_in_county</w:t>
-      </w:r>
-      <w:proofErr w:type="spellEnd"/>
-      <w:r>
-        <w:t>(</w:t>
-      </w:r>
-      <w:proofErr w:type="spellStart"/>
-      <w:r>
-        <w:t>user.address.county</w:t>
-      </w:r>
-      <w:proofErr w:type="spellEnd"/>
-      <w:r>
-        <w:t xml:space="preserve">) }}, {{ </w:t>
-      </w:r>
-      <w:proofErr w:type="spellStart"/>
-      <w:r>
-        <w:t>user.address.state</w:t>
-      </w:r>
-      <w:proofErr w:type="spellEnd"/>
-      <w:r>
-        <w:t xml:space="preserve"> }}, revoke the Durable P</w:t>
-      </w:r>
-      <w:r>
-        <w:t xml:space="preserve">ower of Attorney for Health Care{% if </w:t>
-      </w:r>
-      <w:proofErr w:type="spellStart"/>
-      <w:r>
-        <w:t>health_agent_date</w:t>
-      </w:r>
-      <w:proofErr w:type="spellEnd"/>
-      <w:r>
-        <w:t xml:space="preserve"> != “” %}</w:t>
-      </w:r>
-      <w:r>
-        <w:t xml:space="preserve"> dated {{ </w:t>
-      </w:r>
-      <w:proofErr w:type="spellStart"/>
-      <w:r>
-        <w:t>health_agent_date</w:t>
-      </w:r>
-      <w:proofErr w:type="spellEnd"/>
-      <w:r>
-        <w:t xml:space="preserve"> }}</w:t>
+        <w:t>I, {{ user.</w:t>
+      </w:r>
+      <w:r>
+        <w:t>name_full()</w:t>
+      </w:r>
+      <w:r>
+        <w:t xml:space="preserve"> }} of {{ user.address.line_one(</w:t>
+      </w:r>
+      <w:r>
+        <w:t>bare=True</w:t>
+      </w:r>
+      <w:r>
+        <w:t>) }}, {{ user.address.city }}, {{ end_in_county(user.address.county) }}, {{ user.address.state }}, revoke the Durable P</w:t>
+      </w:r>
+      <w:r>
+        <w:t>ower of Attorney for Health Care{% if health_agent_date != “” %}</w:t>
+      </w:r>
+      <w:r>
+        <w:t xml:space="preserve"> dated {{ health_agent_date }}</w:t>
       </w:r>
       <w:r>
         <w:t>{% endif %}</w:t>
       </w:r>
       <w:r>
-        <w:t xml:space="preserve"> empowering {{ </w:t>
-      </w:r>
-      <w:proofErr w:type="spellStart"/>
-      <w:r>
-        <w:t>health_agent.name.full</w:t>
-      </w:r>
-      <w:proofErr w:type="spellEnd"/>
-      <w:r>
-        <w:t xml:space="preserve">(middle= ‘full’) }} to act as my agent. {% if </w:t>
-      </w:r>
-      <w:proofErr w:type="spellStart"/>
-      <w:r>
-        <w:t>any_health_successors</w:t>
-      </w:r>
-      <w:proofErr w:type="spellEnd"/>
-      <w:r>
-        <w:t xml:space="preserve"> == True </w:t>
-      </w:r>
-      <w:r>
-        <w:t xml:space="preserve">and </w:t>
-      </w:r>
-      <w:proofErr w:type="spellStart"/>
-      <w:r>
-        <w:t>health_successors.number_gathered</w:t>
-      </w:r>
-      <w:proofErr w:type="spellEnd"/>
-      <w:r>
-        <w:t xml:space="preserve">() != 0 </w:t>
+        <w:t xml:space="preserve"> empowering {{ health_agent.name.full(middle= ‘full’) }} to act as my agent. {% if any_health_successors == True </w:t>
+      </w:r>
+      <w:r>
+        <w:t xml:space="preserve">and health_successors.number_gathered() != 0 </w:t>
       </w:r>
       <w:r>
         <w:t>%}In this document, the following successor agent(</w:t>
@@ -151,32 +63,18 @@
       <w:r>
         <w:t>s) were named: {{</w:t>
       </w:r>
-      <w:proofErr w:type="spellStart"/>
       <w:r>
         <w:t>health_successors</w:t>
       </w:r>
       <w:r>
-        <w:t>.full_names</w:t>
-      </w:r>
-      <w:proofErr w:type="spellEnd"/>
-      <w:r>
-        <w:t>(</w:t>
-      </w:r>
-      <w:r>
-        <w:t xml:space="preserve">)}}.{% if </w:t>
-      </w:r>
-      <w:proofErr w:type="spellStart"/>
-      <w:r>
-        <w:t>hea</w:t>
-      </w:r>
-      <w:r>
-        <w:t>lth_replace_agent</w:t>
-      </w:r>
-      <w:proofErr w:type="spellEnd"/>
-      <w:r>
-        <w:t xml:space="preserve"> == True %} {{</w:t>
-      </w:r>
-      <w:proofErr w:type="spellStart"/>
+        <w:t>.full_names(</w:t>
+      </w:r>
+      <w:r>
+        <w:t>)}}.{% if hea</w:t>
+      </w:r>
+      <w:r>
+        <w:t>lth_replace_agent == True %} {{</w:t>
+      </w:r>
       <w:r>
         <w:t>new_health</w:t>
       </w:r>
@@ -184,25 +82,13 @@
         <w:t>_agent.</w:t>
       </w:r>
       <w:r>
-        <w:t>name_full</w:t>
-      </w:r>
-      <w:proofErr w:type="spellEnd"/>
-      <w:r>
-        <w:t>()</w:t>
-      </w:r>
-      <w:r>
-        <w:t xml:space="preserve">}} shall now take the place of {{ </w:t>
-      </w:r>
-      <w:proofErr w:type="spellStart"/>
-      <w:r>
-        <w:t>health_agent.</w:t>
-      </w:r>
-      <w:r>
-        <w:t>name_full</w:t>
-      </w:r>
-      <w:proofErr w:type="spellEnd"/>
-      <w:r>
-        <w:t>()</w:t>
+        <w:t>name_full()</w:t>
+      </w:r>
+      <w:r>
+        <w:t>}} shall now take the place of {{ health_agent.</w:t>
+      </w:r>
+      <w:r>
+        <w:t>name_full()</w:t>
       </w:r>
       <w:r>
         <w:t xml:space="preserve"> }} as my agent for Power of Attorney for Health Care.</w:t>
@@ -211,104 +97,16 @@
         <w:t xml:space="preserve"> </w:t>
       </w:r>
       <w:r>
-        <w:t xml:space="preserve">{% endif %}{% for person in </w:t>
-      </w:r>
-      <w:proofErr w:type="spellStart"/>
-      <w:r>
-        <w:t>health_successors</w:t>
-      </w:r>
-      <w:proofErr w:type="spellEnd"/>
-      <w:r>
-        <w:t xml:space="preserve"> %}{% if person != </w:t>
-      </w:r>
-      <w:proofErr w:type="spellStart"/>
-      <w:r>
-        <w:t>health_who_is_promoted</w:t>
-      </w:r>
-      <w:proofErr w:type="spellEnd"/>
-      <w:r>
-        <w:t xml:space="preserve"> %}{% if </w:t>
-      </w:r>
-      <w:proofErr w:type="spellStart"/>
-      <w:r>
-        <w:t>health_replace_agent</w:t>
-      </w:r>
-      <w:proofErr w:type="spellEnd"/>
-      <w:r>
-        <w:t xml:space="preserve"> == True and </w:t>
-      </w:r>
-      <w:proofErr w:type="spellStart"/>
-      <w:r>
-        <w:t>person.remain</w:t>
-      </w:r>
-      <w:proofErr w:type="spellEnd"/>
-      <w:r>
-        <w:t xml:space="preserve"> == True %} {{ </w:t>
-      </w:r>
-      <w:proofErr w:type="spellStart"/>
-      <w:r>
-        <w:t>person.name.full</w:t>
-      </w:r>
-      <w:proofErr w:type="spellEnd"/>
-      <w:r>
-        <w:t xml:space="preserve">(middle = ‘full’) }} shall remain a successor agent for Power of Attorney for Health Care.{% endif %}{% if </w:t>
-      </w:r>
-      <w:proofErr w:type="spellStart"/>
-      <w:r>
-        <w:t>health_replace_agent</w:t>
-      </w:r>
-      <w:proofErr w:type="spellEnd"/>
-      <w:r>
-        <w:t xml:space="preserve"> == True and </w:t>
-      </w:r>
-      <w:proofErr w:type="spellStart"/>
-      <w:r>
-        <w:t>person.remain</w:t>
-      </w:r>
-      <w:proofErr w:type="spellEnd"/>
-      <w:r>
-        <w:t xml:space="preserve"> == False %} I hereby revoke and withdraw all power and authority granted to {{ </w:t>
-      </w:r>
-      <w:proofErr w:type="spellStart"/>
-      <w:r>
-        <w:t>person.</w:t>
-      </w:r>
-      <w:r>
-        <w:t>name_full</w:t>
-      </w:r>
-      <w:proofErr w:type="spellEnd"/>
-      <w:r>
-        <w:t>()</w:t>
-      </w:r>
-      <w:r>
-        <w:t xml:space="preserve"> }}.{% endif %}{% endif %}{% </w:t>
-      </w:r>
-      <w:proofErr w:type="spellStart"/>
-      <w:r>
-        <w:t>endfor</w:t>
-      </w:r>
-      <w:proofErr w:type="spellEnd"/>
-      <w:r>
-        <w:t xml:space="preserve"> %}{% if </w:t>
-      </w:r>
-      <w:proofErr w:type="spellStart"/>
-      <w:r>
-        <w:t>health_replace_agent</w:t>
-      </w:r>
-      <w:proofErr w:type="spellEnd"/>
-      <w:r>
-        <w:t xml:space="preserve"> == False </w:t>
-      </w:r>
-      <w:r>
-        <w:t xml:space="preserve">or </w:t>
-      </w:r>
-      <w:proofErr w:type="spellStart"/>
-      <w:r>
-        <w:t>health_successors.number_gathered</w:t>
-      </w:r>
-      <w:proofErr w:type="spellEnd"/>
-      <w:r>
-        <w:t>() == 0</w:t>
+        <w:t>{% endif %}{% for person in health_successors %}{% if person != health_who_is_promoted %}{% if health_replace_agent == True and person.remain == True %} {{ person.name.full(middle = ‘full’) }} shall remain a successor agent for Power of Attorney for Health Care.{% endif %}{% if health_replace_agent == True and person.remain == False %} I hereby revoke and withdraw all power and authority granted to {{ person.</w:t>
+      </w:r>
+      <w:r>
+        <w:t>name_full()</w:t>
+      </w:r>
+      <w:r>
+        <w:t xml:space="preserve"> }}.{% endif %}{% endif %}{% endfor %}{% if health_replace_agent == False </w:t>
+      </w:r>
+      <w:r>
+        <w:t>or health_successors.number_gathered() == 0</w:t>
       </w:r>
       <w:r>
         <w:t>%} I hereby revoke and withdraw all power and authority granted under the aforementioned Durable Power of Attorney for Health Care.</w:t>
@@ -317,74 +115,10 @@
         <w:t xml:space="preserve"> </w:t>
       </w:r>
       <w:r>
-        <w:t xml:space="preserve">{% endif </w:t>
-      </w:r>
-      <w:proofErr w:type="gramStart"/>
-      <w:r>
-        <w:t>%}{</w:t>
-      </w:r>
-      <w:proofErr w:type="gramEnd"/>
-      <w:r>
-        <w:t xml:space="preserve">% endif </w:t>
-      </w:r>
-      <w:proofErr w:type="gramStart"/>
-      <w:r>
-        <w:t>%}</w:t>
-      </w:r>
-      <w:r>
-        <w:t>{</w:t>
-      </w:r>
-      <w:proofErr w:type="gramEnd"/>
-      <w:r>
-        <w:t xml:space="preserve">% if </w:t>
-      </w:r>
-      <w:proofErr w:type="spellStart"/>
-      <w:r>
-        <w:t>revocable_poa</w:t>
-      </w:r>
-      <w:proofErr w:type="spellEnd"/>
-      <w:r>
-        <w:t xml:space="preserve"> == True </w:t>
-      </w:r>
-      <w:proofErr w:type="gramStart"/>
-      <w:r>
-        <w:t>%}{</w:t>
-      </w:r>
-      <w:proofErr w:type="gramEnd"/>
-      <w:r>
-        <w:t xml:space="preserve">% if </w:t>
-      </w:r>
-      <w:proofErr w:type="spellStart"/>
-      <w:r>
-        <w:t>delayed_revocation</w:t>
-      </w:r>
-      <w:proofErr w:type="spellEnd"/>
-      <w:r>
-        <w:t xml:space="preserve"> == True </w:t>
-      </w:r>
-      <w:proofErr w:type="gramStart"/>
-      <w:r>
-        <w:t>%}This</w:t>
-      </w:r>
-      <w:proofErr w:type="gramEnd"/>
-      <w:r>
-        <w:t xml:space="preserve"> revocation shall take effect 30 days after I have communicated my intention to </w:t>
-      </w:r>
-      <w:proofErr w:type="gramStart"/>
-      <w:r>
-        <w:t>revoke.{</w:t>
-      </w:r>
-      <w:proofErr w:type="gramEnd"/>
-      <w:r>
-        <w:t xml:space="preserve">% endif </w:t>
-      </w:r>
-      <w:proofErr w:type="gramStart"/>
-      <w:r>
-        <w:t>%}{</w:t>
-      </w:r>
-      <w:proofErr w:type="gramEnd"/>
-      <w:r>
-        <w:t>% endif %}</w:t>
+        <w:t>{% endif %}{% endif %}</w:t>
+      </w:r>
+      <w:r>
+        <w:t>{% if revocable_poa == True %}{% if delayed_revocation == True %}This revocation shall take effect 30 days after I have communicated my intention to revoke.{% endif %}{% endif %}</w:t>
       </w:r>
       <w:r>
         <w:br/>
